--- a/DeepSkilling/Module-5/EF handsOn.docx
+++ b/DeepSkilling/Module-5/EF handsOn.docx
@@ -9,7 +9,6 @@
           <w:bCs/>
         </w:rPr>
       </w:pPr>
-      <w:proofErr w:type="spellStart"/>
       <w:r>
         <w:rPr>
           <w:b/>
@@ -17,7 +16,6 @@
         </w:rPr>
         <w:t>Product.cs</w:t>
       </w:r>
-      <w:proofErr w:type="spellEnd"/>
     </w:p>
     <w:p>
       <w:r>
@@ -26,28 +24,12 @@
     </w:p>
     <w:p>
       <w:r>
-        <w:t xml:space="preserve">using </w:t>
-      </w:r>
-      <w:proofErr w:type="spellStart"/>
-      <w:r>
-        <w:t>System.Collections.Generic</w:t>
-      </w:r>
-      <w:proofErr w:type="spellEnd"/>
-      <w:r>
-        <w:t>;</w:t>
-      </w:r>
-    </w:p>
-    <w:p>
-      <w:r>
-        <w:t xml:space="preserve">using </w:t>
-      </w:r>
-      <w:proofErr w:type="spellStart"/>
-      <w:r>
-        <w:t>System.Text</w:t>
-      </w:r>
-      <w:proofErr w:type="spellEnd"/>
-      <w:r>
-        <w:t>;</w:t>
+        <w:t>using System.Collections.Generic;</w:t>
+      </w:r>
+    </w:p>
+    <w:p>
+      <w:r>
+        <w:t>using System.Text;</w:t>
       </w:r>
     </w:p>
     <w:p/>
@@ -73,15 +55,7 @@
     </w:p>
     <w:p>
       <w:r>
-        <w:t xml:space="preserve">        public int </w:t>
-      </w:r>
-      <w:proofErr w:type="spellStart"/>
-      <w:r>
-        <w:t>ProductId</w:t>
-      </w:r>
-      <w:proofErr w:type="spellEnd"/>
-      <w:r>
-        <w:t xml:space="preserve"> { get; set; }</w:t>
+        <w:t xml:space="preserve">        public int ProductId { get; set; }</w:t>
       </w:r>
     </w:p>
     <w:p/>
@@ -119,7 +93,6 @@
           <w:bCs/>
         </w:rPr>
       </w:pPr>
-      <w:proofErr w:type="spellStart"/>
       <w:r>
         <w:rPr>
           <w:b/>
@@ -127,7 +100,6 @@
         </w:rPr>
         <w:t>Category.cs</w:t>
       </w:r>
-      <w:proofErr w:type="spellEnd"/>
     </w:p>
     <w:p>
       <w:r>
@@ -136,28 +108,12 @@
     </w:p>
     <w:p>
       <w:r>
-        <w:t xml:space="preserve">using </w:t>
-      </w:r>
-      <w:proofErr w:type="spellStart"/>
-      <w:r>
-        <w:t>System.Collections.Generic</w:t>
-      </w:r>
-      <w:proofErr w:type="spellEnd"/>
-      <w:r>
-        <w:t>;</w:t>
-      </w:r>
-    </w:p>
-    <w:p>
-      <w:r>
-        <w:t xml:space="preserve">using </w:t>
-      </w:r>
-      <w:proofErr w:type="spellStart"/>
-      <w:r>
-        <w:t>System.Text</w:t>
-      </w:r>
-      <w:proofErr w:type="spellEnd"/>
-      <w:r>
-        <w:t>;</w:t>
+        <w:t>using System.Collections.Generic;</w:t>
+      </w:r>
+    </w:p>
+    <w:p>
+      <w:r>
+        <w:t>using System.Text;</w:t>
       </w:r>
     </w:p>
     <w:p/>
@@ -183,29 +139,13 @@
     </w:p>
     <w:p>
       <w:r>
-        <w:t xml:space="preserve">        public int </w:t>
-      </w:r>
-      <w:proofErr w:type="spellStart"/>
-      <w:r>
-        <w:t>CategoryId</w:t>
-      </w:r>
-      <w:proofErr w:type="spellEnd"/>
-      <w:r>
-        <w:t xml:space="preserve"> { get; set; }</w:t>
-      </w:r>
-    </w:p>
-    <w:p/>
-    <w:p>
-      <w:r>
-        <w:t xml:space="preserve">        public string </w:t>
-      </w:r>
-      <w:proofErr w:type="spellStart"/>
-      <w:r>
-        <w:t>CategoryName</w:t>
-      </w:r>
-      <w:proofErr w:type="spellEnd"/>
-      <w:r>
-        <w:t xml:space="preserve"> { get; set; }</w:t>
+        <w:t xml:space="preserve">        public int CategoryId { get; set; }</w:t>
+      </w:r>
+    </w:p>
+    <w:p/>
+    <w:p>
+      <w:r>
+        <w:t xml:space="preserve">        public string CategoryName { get; set; }</w:t>
       </w:r>
     </w:p>
     <w:p>
@@ -235,7 +175,6 @@
           <w:bCs/>
         </w:rPr>
       </w:pPr>
-      <w:proofErr w:type="spellStart"/>
       <w:r>
         <w:rPr>
           <w:b/>
@@ -243,7 +182,6 @@
         </w:rPr>
         <w:t>AppContextDb.cs</w:t>
       </w:r>
-      <w:proofErr w:type="spellEnd"/>
     </w:p>
     <w:p>
       <w:r>
@@ -252,42 +190,18 @@
     </w:p>
     <w:p>
       <w:r>
-        <w:t xml:space="preserve">using </w:t>
-      </w:r>
-      <w:proofErr w:type="spellStart"/>
-      <w:r>
-        <w:t>System.Collections.Generic</w:t>
-      </w:r>
-      <w:proofErr w:type="spellEnd"/>
-      <w:r>
-        <w:t>;</w:t>
-      </w:r>
-    </w:p>
-    <w:p>
-      <w:r>
-        <w:t xml:space="preserve">using </w:t>
-      </w:r>
-      <w:proofErr w:type="spellStart"/>
-      <w:r>
-        <w:t>System.Text</w:t>
-      </w:r>
-      <w:proofErr w:type="spellEnd"/>
-      <w:r>
-        <w:t>;</w:t>
-      </w:r>
-    </w:p>
-    <w:p/>
-    <w:p>
-      <w:r>
-        <w:t xml:space="preserve">using </w:t>
-      </w:r>
-      <w:proofErr w:type="spellStart"/>
-      <w:r>
-        <w:t>Microsoft.EntityFrameworkCore</w:t>
-      </w:r>
-      <w:proofErr w:type="spellEnd"/>
-      <w:r>
-        <w:t>;</w:t>
+        <w:t>using System.Collections.Generic;</w:t>
+      </w:r>
+    </w:p>
+    <w:p>
+      <w:r>
+        <w:t>using System.Text;</w:t>
+      </w:r>
+    </w:p>
+    <w:p/>
+    <w:p>
+      <w:r>
+        <w:t>using Microsoft.EntityFrameworkCore;</w:t>
       </w:r>
     </w:p>
     <w:p>
@@ -308,21 +222,8 @@
     </w:p>
     <w:p>
       <w:r>
-        <w:t xml:space="preserve">    public class </w:t>
-      </w:r>
-      <w:proofErr w:type="spellStart"/>
-      <w:r>
-        <w:t>AppDbContext</w:t>
-      </w:r>
-      <w:proofErr w:type="spellEnd"/>
-      <w:r>
-        <w:t xml:space="preserve"> : </w:t>
-      </w:r>
-      <w:proofErr w:type="spellStart"/>
-      <w:r>
-        <w:t>DbContext</w:t>
-      </w:r>
-      <w:proofErr w:type="spellEnd"/>
+        <w:t xml:space="preserve">    public class AppDbContext : DbContext</w:t>
+      </w:r>
     </w:p>
     <w:p>
       <w:r>
@@ -331,31 +232,7 @@
     </w:p>
     <w:p>
       <w:r>
-        <w:t xml:space="preserve">        public </w:t>
-      </w:r>
-      <w:proofErr w:type="spellStart"/>
-      <w:r>
-        <w:t>AppDbContext</w:t>
-      </w:r>
-      <w:proofErr w:type="spellEnd"/>
-      <w:r>
-        <w:t>(</w:t>
-      </w:r>
-      <w:proofErr w:type="spellStart"/>
-      <w:r>
-        <w:t>DbContextOptions</w:t>
-      </w:r>
-      <w:proofErr w:type="spellEnd"/>
-      <w:r>
-        <w:t>&lt;</w:t>
-      </w:r>
-      <w:proofErr w:type="spellStart"/>
-      <w:r>
-        <w:t>AppDbContext</w:t>
-      </w:r>
-      <w:proofErr w:type="spellEnd"/>
-      <w:r>
-        <w:t>&gt; options)</w:t>
+        <w:t xml:space="preserve">        public AppDbContext(DbContextOptions&lt;AppDbContext&gt; options)</w:t>
       </w:r>
     </w:p>
     <w:p>
@@ -376,29 +253,13 @@
     <w:p/>
     <w:p>
       <w:r>
-        <w:t xml:space="preserve">        public </w:t>
-      </w:r>
-      <w:proofErr w:type="spellStart"/>
-      <w:r>
-        <w:t>DbSet</w:t>
-      </w:r>
-      <w:proofErr w:type="spellEnd"/>
-      <w:r>
-        <w:t>&lt;Product&gt; Products { get; set; }</w:t>
-      </w:r>
-    </w:p>
-    <w:p/>
-    <w:p>
-      <w:r>
-        <w:t xml:space="preserve">        public </w:t>
-      </w:r>
-      <w:proofErr w:type="spellStart"/>
-      <w:r>
-        <w:t>DbSet</w:t>
-      </w:r>
-      <w:proofErr w:type="spellEnd"/>
-      <w:r>
-        <w:t>&lt;Category&gt; Categories { get; set; }</w:t>
+        <w:t xml:space="preserve">        public DbSet&lt;Product&gt; Products { get; set; }</w:t>
+      </w:r>
+    </w:p>
+    <w:p/>
+    <w:p>
+      <w:r>
+        <w:t xml:space="preserve">        public DbSet&lt;Category&gt; Categories { get; set; }</w:t>
       </w:r>
     </w:p>
     <w:p>
@@ -418,7 +279,7 @@
         </w:rPr>
         <w:lastRenderedPageBreak/>
         <w:drawing>
-          <wp:inline distT="0" distB="0" distL="0" distR="0" wp14:anchorId="1B7A4617" wp14:editId="1E05DE4E">
+          <wp:inline distT="0" distB="0" distL="0" distR="0" wp14:anchorId="1B7A4617" wp14:editId="6AF9C7B1">
             <wp:extent cx="5731510" cy="3051175"/>
             <wp:effectExtent l="0" t="0" r="2540" b="0"/>
             <wp:docPr id="390985222" name="Picture 1"/>
@@ -479,6 +340,9 @@
     <w:p/>
     <w:p>
       <w:r>
+        <w:rPr>
+          <w:noProof/>
+        </w:rPr>
         <w:lastRenderedPageBreak/>
         <w:drawing>
           <wp:inline distT="0" distB="0" distL="0" distR="0" wp14:anchorId="5701845A" wp14:editId="13BE2C46">
@@ -519,6 +383,9 @@
     </w:p>
     <w:p>
       <w:r>
+        <w:rPr>
+          <w:noProof/>
+        </w:rPr>
         <w:drawing>
           <wp:inline distT="0" distB="0" distL="0" distR="0" wp14:anchorId="4780571D" wp14:editId="51A91D90">
             <wp:extent cx="3619500" cy="4191000"/>
@@ -558,6 +425,9 @@
     </w:p>
     <w:p>
       <w:r>
+        <w:rPr>
+          <w:noProof/>
+        </w:rPr>
         <w:lastRenderedPageBreak/>
         <w:drawing>
           <wp:inline distT="0" distB="0" distL="0" distR="0" wp14:anchorId="6085F8DA" wp14:editId="41CA849A">
@@ -597,17 +467,18 @@
       </w:r>
     </w:p>
     <w:p>
-      <w:proofErr w:type="spellStart"/>
       <w:r>
         <w:t>dbo.Products</w:t>
       </w:r>
-      <w:proofErr w:type="spellEnd"/>
       <w:r>
         <w:t>:</w:t>
       </w:r>
     </w:p>
     <w:p>
       <w:r>
+        <w:rPr>
+          <w:noProof/>
+        </w:rPr>
         <w:drawing>
           <wp:inline distT="0" distB="0" distL="0" distR="0" wp14:anchorId="3A3570D5" wp14:editId="7DE0F77D">
             <wp:extent cx="5731510" cy="3175000"/>
@@ -646,17 +517,18 @@
       </w:r>
     </w:p>
     <w:p>
-      <w:proofErr w:type="spellStart"/>
       <w:r>
         <w:t>dbo.Categories</w:t>
       </w:r>
-      <w:proofErr w:type="spellEnd"/>
       <w:r>
         <w:t>:</w:t>
       </w:r>
     </w:p>
     <w:p>
       <w:r>
+        <w:rPr>
+          <w:noProof/>
+        </w:rPr>
         <w:lastRenderedPageBreak/>
         <w:drawing>
           <wp:inline distT="0" distB="0" distL="0" distR="0" wp14:anchorId="60B0C7A8" wp14:editId="46513DB6">
@@ -698,6 +570,9 @@
     <w:p/>
     <w:p>
       <w:r>
+        <w:rPr>
+          <w:noProof/>
+        </w:rPr>
         <w:drawing>
           <wp:inline distT="0" distB="0" distL="0" distR="0" wp14:anchorId="493FCA5D" wp14:editId="1348703A">
             <wp:extent cx="5731510" cy="3025775"/>
@@ -736,17 +611,15 @@
       </w:r>
     </w:p>
     <w:p>
-      <w:proofErr w:type="spellStart"/>
-      <w:r>
-        <w:t>Dbo.products</w:t>
-      </w:r>
-      <w:proofErr w:type="spellEnd"/>
-      <w:r>
-        <w:t>:</w:t>
-      </w:r>
-    </w:p>
-    <w:p>
-      <w:r>
+      <w:r>
+        <w:t>Dbo.products:</w:t>
+      </w:r>
+    </w:p>
+    <w:p>
+      <w:r>
+        <w:rPr>
+          <w:noProof/>
+        </w:rPr>
         <w:lastRenderedPageBreak/>
         <w:drawing>
           <wp:inline distT="0" distB="0" distL="0" distR="0" wp14:anchorId="24330815" wp14:editId="201D624F">
@@ -786,17 +659,15 @@
       </w:r>
     </w:p>
     <w:p>
-      <w:proofErr w:type="spellStart"/>
-      <w:r>
-        <w:t>Dbo.categories</w:t>
-      </w:r>
-      <w:proofErr w:type="spellEnd"/>
-      <w:r>
-        <w:t>:</w:t>
-      </w:r>
-    </w:p>
-    <w:p>
-      <w:r>
+      <w:r>
+        <w:t>Dbo.categories:</w:t>
+      </w:r>
+    </w:p>
+    <w:p>
+      <w:r>
+        <w:rPr>
+          <w:noProof/>
+        </w:rPr>
         <w:drawing>
           <wp:inline distT="0" distB="0" distL="0" distR="0" wp14:anchorId="1EC54598" wp14:editId="0F175000">
             <wp:extent cx="5731510" cy="4046220"/>
@@ -836,19 +707,14 @@
     </w:p>
     <w:p>
       <w:r>
-        <w:t xml:space="preserve">Product </w:t>
-      </w:r>
-      <w:proofErr w:type="spellStart"/>
-      <w:r>
-        <w:t>updation</w:t>
-      </w:r>
-      <w:proofErr w:type="spellEnd"/>
-      <w:r>
-        <w:t>:</w:t>
-      </w:r>
-    </w:p>
-    <w:p>
-      <w:r>
+        <w:t>Product updation:</w:t>
+      </w:r>
+    </w:p>
+    <w:p>
+      <w:r>
+        <w:rPr>
+          <w:noProof/>
+        </w:rPr>
         <w:lastRenderedPageBreak/>
         <w:drawing>
           <wp:inline distT="0" distB="0" distL="0" distR="0" wp14:anchorId="40FF5D85" wp14:editId="4AD50844">
@@ -889,6 +755,9 @@
     </w:p>
     <w:p>
       <w:r>
+        <w:rPr>
+          <w:noProof/>
+        </w:rPr>
         <w:drawing>
           <wp:inline distT="0" distB="0" distL="0" distR="0" wp14:anchorId="5A3644CD" wp14:editId="62DE039D">
             <wp:extent cx="5731510" cy="4556760"/>
@@ -933,6 +802,9 @@
     </w:p>
     <w:p>
       <w:r>
+        <w:rPr>
+          <w:noProof/>
+        </w:rPr>
         <w:lastRenderedPageBreak/>
         <w:drawing>
           <wp:inline distT="0" distB="0" distL="0" distR="0" wp14:anchorId="1569F938" wp14:editId="5FEE14E9">
@@ -978,6 +850,9 @@
     </w:p>
     <w:p>
       <w:r>
+        <w:rPr>
+          <w:noProof/>
+        </w:rPr>
         <w:drawing>
           <wp:inline distT="0" distB="0" distL="0" distR="0" wp14:anchorId="2ED02720" wp14:editId="0BC5C03B">
             <wp:extent cx="5731510" cy="3558540"/>
@@ -1047,43 +922,14 @@
     </w:p>
     <w:p/>
     <w:p>
-      <w:proofErr w:type="spellStart"/>
-      <w:r>
-        <w:t>AppDbContext</w:t>
-      </w:r>
-      <w:proofErr w:type="spellEnd"/>
-      <w:r>
-        <w:t xml:space="preserve"> context = new </w:t>
-      </w:r>
-      <w:proofErr w:type="spellStart"/>
-      <w:r>
-        <w:t>AppDbContext</w:t>
-      </w:r>
-      <w:proofErr w:type="spellEnd"/>
-      <w:r>
-        <w:t>();</w:t>
-      </w:r>
-    </w:p>
-    <w:p/>
-    <w:p>
-      <w:r>
-        <w:t xml:space="preserve">Category </w:t>
-      </w:r>
-      <w:proofErr w:type="spellStart"/>
-      <w:r>
-        <w:t>category</w:t>
-      </w:r>
-      <w:proofErr w:type="spellEnd"/>
-      <w:r>
-        <w:t xml:space="preserve"> = </w:t>
-      </w:r>
-      <w:proofErr w:type="spellStart"/>
-      <w:r>
-        <w:t>context.Categories.Find</w:t>
-      </w:r>
-      <w:proofErr w:type="spellEnd"/>
-      <w:r>
-        <w:t>(1);</w:t>
+      <w:r>
+        <w:t>AppDbContext context = new AppDbContext();</w:t>
+      </w:r>
+    </w:p>
+    <w:p/>
+    <w:p>
+      <w:r>
+        <w:t>Category category = context.Categories.Find(1);</w:t>
       </w:r>
     </w:p>
     <w:p/>
@@ -1099,43 +945,19 @@
     </w:p>
     <w:p>
       <w:r>
-        <w:t xml:space="preserve">    </w:t>
-      </w:r>
-      <w:proofErr w:type="spellStart"/>
-      <w:r>
-        <w:t>context.Categories.Remove</w:t>
-      </w:r>
-      <w:proofErr w:type="spellEnd"/>
-      <w:r>
-        <w:t>(category);</w:t>
-      </w:r>
-    </w:p>
-    <w:p/>
-    <w:p>
-      <w:r>
-        <w:t xml:space="preserve">    </w:t>
-      </w:r>
-      <w:proofErr w:type="spellStart"/>
-      <w:r>
-        <w:t>context.SaveChanges</w:t>
-      </w:r>
-      <w:proofErr w:type="spellEnd"/>
-      <w:r>
-        <w:t>();</w:t>
-      </w:r>
-    </w:p>
-    <w:p/>
-    <w:p>
-      <w:r>
-        <w:t xml:space="preserve">    </w:t>
-      </w:r>
-      <w:proofErr w:type="spellStart"/>
-      <w:r>
-        <w:t>Console.WriteLine</w:t>
-      </w:r>
-      <w:proofErr w:type="spellEnd"/>
-      <w:r>
-        <w:t>("Category deleted successfully.");</w:t>
+        <w:t xml:space="preserve">    context.Categories.Remove(category);</w:t>
+      </w:r>
+    </w:p>
+    <w:p/>
+    <w:p>
+      <w:r>
+        <w:t xml:space="preserve">    context.SaveChanges();</w:t>
+      </w:r>
+    </w:p>
+    <w:p/>
+    <w:p>
+      <w:r>
+        <w:t xml:space="preserve">    Console.WriteLine("Category deleted successfully.");</w:t>
       </w:r>
     </w:p>
     <w:p>
@@ -1155,15 +977,7 @@
     </w:p>
     <w:p>
       <w:r>
-        <w:t xml:space="preserve">    </w:t>
-      </w:r>
-      <w:proofErr w:type="spellStart"/>
-      <w:r>
-        <w:t>Console.WriteLine</w:t>
-      </w:r>
-      <w:proofErr w:type="spellEnd"/>
-      <w:r>
-        <w:t>("Category not found.");</w:t>
+        <w:t xml:space="preserve">    Console.WriteLine("Category not found.");</w:t>
       </w:r>
     </w:p>
     <w:p>
@@ -1195,15 +1009,7 @@
     </w:p>
     <w:p>
       <w:r>
-        <w:t xml:space="preserve">using </w:t>
-      </w:r>
-      <w:proofErr w:type="spellStart"/>
-      <w:r>
-        <w:t>System.Linq</w:t>
-      </w:r>
-      <w:proofErr w:type="spellEnd"/>
-      <w:r>
-        <w:t>;</w:t>
+        <w:t>using System.Linq;</w:t>
       </w:r>
     </w:p>
     <w:p>
@@ -1213,35 +1019,14 @@
     </w:p>
     <w:p/>
     <w:p>
-      <w:proofErr w:type="spellStart"/>
-      <w:r>
-        <w:t>AppDbContext</w:t>
-      </w:r>
-      <w:proofErr w:type="spellEnd"/>
-      <w:r>
-        <w:t xml:space="preserve"> context = new </w:t>
-      </w:r>
-      <w:proofErr w:type="spellStart"/>
-      <w:r>
-        <w:t>AppDbContext</w:t>
-      </w:r>
-      <w:proofErr w:type="spellEnd"/>
-      <w:r>
-        <w:t>();</w:t>
-      </w:r>
-    </w:p>
-    <w:p/>
-    <w:p>
-      <w:r>
-        <w:t xml:space="preserve">var products = </w:t>
-      </w:r>
-      <w:proofErr w:type="spellStart"/>
-      <w:r>
-        <w:t>context.Products.ToList</w:t>
-      </w:r>
-      <w:proofErr w:type="spellEnd"/>
-      <w:r>
-        <w:t>();</w:t>
+      <w:r>
+        <w:t>AppDbContext context = new AppDbContext();</w:t>
+      </w:r>
+    </w:p>
+    <w:p/>
+    <w:p>
+      <w:r>
+        <w:t>var products = context.Products.ToList();</w:t>
       </w:r>
     </w:p>
     <w:p/>
@@ -1258,47 +1043,7 @@
     </w:p>
     <w:p>
       <w:r>
-        <w:t xml:space="preserve">    </w:t>
-      </w:r>
-      <w:proofErr w:type="spellStart"/>
-      <w:r>
-        <w:t>Console.WriteLine</w:t>
-      </w:r>
-      <w:proofErr w:type="spellEnd"/>
-      <w:r>
-        <w:t>($"{</w:t>
-      </w:r>
-      <w:proofErr w:type="spellStart"/>
-      <w:r>
-        <w:t>product.ProductId</w:t>
-      </w:r>
-      <w:proofErr w:type="spellEnd"/>
-      <w:r>
-        <w:t>} {</w:t>
-      </w:r>
-      <w:proofErr w:type="spellStart"/>
-      <w:r>
-        <w:t>product.Name</w:t>
-      </w:r>
-      <w:proofErr w:type="spellEnd"/>
-      <w:r>
-        <w:t>} {</w:t>
-      </w:r>
-      <w:proofErr w:type="spellStart"/>
-      <w:r>
-        <w:t>product.Price</w:t>
-      </w:r>
-      <w:proofErr w:type="spellEnd"/>
-      <w:r>
-        <w:t>} {</w:t>
-      </w:r>
-      <w:proofErr w:type="spellStart"/>
-      <w:r>
-        <w:t>product.Stock</w:t>
-      </w:r>
-      <w:proofErr w:type="spellEnd"/>
-      <w:r>
-        <w:t>}");</w:t>
+        <w:t xml:space="preserve">    Console.WriteLine($"{product.ProductId} {product.Name} {product.Price} {product.Stock}");</w:t>
       </w:r>
     </w:p>
     <w:p>
@@ -1333,15 +1078,7 @@
     </w:p>
     <w:p>
       <w:r>
-        <w:t xml:space="preserve">using </w:t>
-      </w:r>
-      <w:proofErr w:type="spellStart"/>
-      <w:r>
-        <w:t>System.Linq</w:t>
-      </w:r>
-      <w:proofErr w:type="spellEnd"/>
-      <w:r>
-        <w:t>;</w:t>
+        <w:t>using System.Linq;</w:t>
       </w:r>
     </w:p>
     <w:p>
@@ -1351,58 +1088,24 @@
     </w:p>
     <w:p/>
     <w:p>
-      <w:proofErr w:type="spellStart"/>
-      <w:r>
-        <w:t>AppDbContext</w:t>
-      </w:r>
-      <w:proofErr w:type="spellEnd"/>
-      <w:r>
-        <w:t xml:space="preserve"> context = new </w:t>
-      </w:r>
-      <w:proofErr w:type="spellStart"/>
-      <w:r>
-        <w:t>AppDbContext</w:t>
-      </w:r>
-      <w:proofErr w:type="spellEnd"/>
-      <w:r>
-        <w:t>();</w:t>
-      </w:r>
-    </w:p>
-    <w:p/>
-    <w:p>
-      <w:r>
-        <w:t xml:space="preserve">var products = </w:t>
-      </w:r>
-      <w:proofErr w:type="spellStart"/>
-      <w:r>
-        <w:t>context.Products</w:t>
-      </w:r>
-      <w:proofErr w:type="spellEnd"/>
-    </w:p>
-    <w:p>
-      <w:r>
-        <w:t xml:space="preserve">                      .Where(p =&gt; </w:t>
-      </w:r>
-      <w:proofErr w:type="spellStart"/>
-      <w:r>
-        <w:t>p.Price</w:t>
-      </w:r>
-      <w:proofErr w:type="spellEnd"/>
-      <w:r>
-        <w:t xml:space="preserve"> &gt; 30000)</w:t>
-      </w:r>
-    </w:p>
-    <w:p>
-      <w:r>
-        <w:t xml:space="preserve">                      .</w:t>
-      </w:r>
-      <w:proofErr w:type="spellStart"/>
-      <w:r>
-        <w:t>ToList</w:t>
-      </w:r>
-      <w:proofErr w:type="spellEnd"/>
-      <w:r>
-        <w:t>();</w:t>
+      <w:r>
+        <w:t>AppDbContext context = new AppDbContext();</w:t>
+      </w:r>
+    </w:p>
+    <w:p/>
+    <w:p>
+      <w:r>
+        <w:t>var products = context.Products</w:t>
+      </w:r>
+    </w:p>
+    <w:p>
+      <w:r>
+        <w:t xml:space="preserve">                      .Where(p =&gt; p.Price &gt; 30000)</w:t>
+      </w:r>
+    </w:p>
+    <w:p>
+      <w:r>
+        <w:t xml:space="preserve">                      .ToList();</w:t>
       </w:r>
     </w:p>
     <w:p/>
@@ -1418,31 +1121,7 @@
     </w:p>
     <w:p>
       <w:r>
-        <w:t xml:space="preserve">    </w:t>
-      </w:r>
-      <w:proofErr w:type="spellStart"/>
-      <w:r>
-        <w:t>Console.WriteLine</w:t>
-      </w:r>
-      <w:proofErr w:type="spellEnd"/>
-      <w:r>
-        <w:t>($"{</w:t>
-      </w:r>
-      <w:proofErr w:type="spellStart"/>
-      <w:r>
-        <w:t>product.Name</w:t>
-      </w:r>
-      <w:proofErr w:type="spellEnd"/>
-      <w:r>
-        <w:t>} - {</w:t>
-      </w:r>
-      <w:proofErr w:type="spellStart"/>
-      <w:r>
-        <w:t>product.Price</w:t>
-      </w:r>
-      <w:proofErr w:type="spellEnd"/>
-      <w:r>
-        <w:t>}");</w:t>
+        <w:t xml:space="preserve">    Console.WriteLine($"{product.Name} - {product.Price}");</w:t>
       </w:r>
     </w:p>
     <w:p/>
@@ -1473,15 +1152,7 @@
     </w:p>
     <w:p>
       <w:r>
-        <w:t xml:space="preserve">using </w:t>
-      </w:r>
-      <w:proofErr w:type="spellStart"/>
-      <w:r>
-        <w:t>System.Linq</w:t>
-      </w:r>
-      <w:proofErr w:type="spellEnd"/>
-      <w:r>
-        <w:t>;</w:t>
+        <w:t>using System.Linq;</w:t>
       </w:r>
     </w:p>
     <w:p>
@@ -1491,58 +1162,24 @@
     </w:p>
     <w:p/>
     <w:p>
-      <w:proofErr w:type="spellStart"/>
-      <w:r>
-        <w:t>AppDbContext</w:t>
-      </w:r>
-      <w:proofErr w:type="spellEnd"/>
-      <w:r>
-        <w:t xml:space="preserve"> context = new </w:t>
-      </w:r>
-      <w:proofErr w:type="spellStart"/>
-      <w:r>
-        <w:t>AppDbContext</w:t>
-      </w:r>
-      <w:proofErr w:type="spellEnd"/>
-      <w:r>
-        <w:t>();</w:t>
-      </w:r>
-    </w:p>
-    <w:p/>
-    <w:p>
-      <w:r>
-        <w:t xml:space="preserve">var names = </w:t>
-      </w:r>
-      <w:proofErr w:type="spellStart"/>
-      <w:r>
-        <w:t>context.Products</w:t>
-      </w:r>
-      <w:proofErr w:type="spellEnd"/>
-    </w:p>
-    <w:p>
-      <w:r>
-        <w:t xml:space="preserve">                   .Select(p =&gt; </w:t>
-      </w:r>
-      <w:proofErr w:type="spellStart"/>
-      <w:r>
-        <w:t>p.Name</w:t>
-      </w:r>
-      <w:proofErr w:type="spellEnd"/>
-      <w:r>
-        <w:t>)</w:t>
-      </w:r>
-    </w:p>
-    <w:p>
-      <w:r>
-        <w:t xml:space="preserve">                   .</w:t>
-      </w:r>
-      <w:proofErr w:type="spellStart"/>
-      <w:r>
-        <w:t>ToList</w:t>
-      </w:r>
-      <w:proofErr w:type="spellEnd"/>
-      <w:r>
-        <w:t>();</w:t>
+      <w:r>
+        <w:t>AppDbContext context = new AppDbContext();</w:t>
+      </w:r>
+    </w:p>
+    <w:p/>
+    <w:p>
+      <w:r>
+        <w:t>var names = context.Products</w:t>
+      </w:r>
+    </w:p>
+    <w:p>
+      <w:r>
+        <w:t xml:space="preserve">                   .Select(p =&gt; p.Name)</w:t>
+      </w:r>
+    </w:p>
+    <w:p>
+      <w:r>
+        <w:t xml:space="preserve">                   .ToList();</w:t>
       </w:r>
     </w:p>
     <w:p/>
@@ -1558,15 +1195,7 @@
     </w:p>
     <w:p>
       <w:r>
-        <w:t xml:space="preserve">    </w:t>
-      </w:r>
-      <w:proofErr w:type="spellStart"/>
-      <w:r>
-        <w:t>Console.WriteLine</w:t>
-      </w:r>
-      <w:proofErr w:type="spellEnd"/>
-      <w:r>
-        <w:t>(name);</w:t>
+        <w:t xml:space="preserve">    Console.WriteLine(name);</w:t>
       </w:r>
     </w:p>
     <w:p>
@@ -1607,21 +1236,12 @@
           <w:bCs/>
         </w:rPr>
       </w:pPr>
-      <w:proofErr w:type="spellStart"/>
-      <w:r>
-        <w:rPr>
-          <w:b/>
-          <w:bCs/>
-        </w:rPr>
-        <w:t>OrderBy</w:t>
-      </w:r>
-      <w:proofErr w:type="spellEnd"/>
-      <w:r>
-        <w:rPr>
-          <w:b/>
-          <w:bCs/>
-        </w:rPr>
-        <w:t>()</w:t>
+      <w:r>
+        <w:rPr>
+          <w:b/>
+          <w:bCs/>
+        </w:rPr>
+        <w:t>OrderBy()</w:t>
       </w:r>
     </w:p>
     <w:p>
@@ -1631,15 +1251,7 @@
     </w:p>
     <w:p>
       <w:r>
-        <w:t xml:space="preserve">using </w:t>
-      </w:r>
-      <w:proofErr w:type="spellStart"/>
-      <w:r>
-        <w:t>System.Linq</w:t>
-      </w:r>
-      <w:proofErr w:type="spellEnd"/>
-      <w:r>
-        <w:t>;</w:t>
+        <w:t>using System.Linq;</w:t>
       </w:r>
     </w:p>
     <w:p>
@@ -1649,66 +1261,24 @@
     </w:p>
     <w:p/>
     <w:p>
-      <w:proofErr w:type="spellStart"/>
-      <w:r>
-        <w:t>AppDbContext</w:t>
-      </w:r>
-      <w:proofErr w:type="spellEnd"/>
-      <w:r>
-        <w:t xml:space="preserve"> context = new </w:t>
-      </w:r>
-      <w:proofErr w:type="spellStart"/>
-      <w:r>
-        <w:t>AppDbContext</w:t>
-      </w:r>
-      <w:proofErr w:type="spellEnd"/>
-      <w:r>
-        <w:t>();</w:t>
-      </w:r>
-    </w:p>
-    <w:p/>
-    <w:p>
-      <w:r>
-        <w:t xml:space="preserve">var products = </w:t>
-      </w:r>
-      <w:proofErr w:type="spellStart"/>
-      <w:r>
-        <w:t>context.Products</w:t>
-      </w:r>
-      <w:proofErr w:type="spellEnd"/>
-    </w:p>
-    <w:p>
-      <w:r>
-        <w:t xml:space="preserve">                      .</w:t>
-      </w:r>
-      <w:proofErr w:type="spellStart"/>
-      <w:r>
-        <w:t>OrderBy</w:t>
-      </w:r>
-      <w:proofErr w:type="spellEnd"/>
-      <w:r>
-        <w:t xml:space="preserve">(p =&gt; </w:t>
-      </w:r>
-      <w:proofErr w:type="spellStart"/>
-      <w:r>
-        <w:t>p.Price</w:t>
-      </w:r>
-      <w:proofErr w:type="spellEnd"/>
-      <w:r>
-        <w:t>)</w:t>
-      </w:r>
-    </w:p>
-    <w:p>
-      <w:r>
-        <w:t xml:space="preserve">                      .</w:t>
-      </w:r>
-      <w:proofErr w:type="spellStart"/>
-      <w:r>
-        <w:t>ToList</w:t>
-      </w:r>
-      <w:proofErr w:type="spellEnd"/>
-      <w:r>
-        <w:t>();</w:t>
+      <w:r>
+        <w:t>AppDbContext context = new AppDbContext();</w:t>
+      </w:r>
+    </w:p>
+    <w:p/>
+    <w:p>
+      <w:r>
+        <w:t>var products = context.Products</w:t>
+      </w:r>
+    </w:p>
+    <w:p>
+      <w:r>
+        <w:t xml:space="preserve">                      .OrderBy(p =&gt; p.Price)</w:t>
+      </w:r>
+    </w:p>
+    <w:p>
+      <w:r>
+        <w:t xml:space="preserve">                      .ToList();</w:t>
       </w:r>
     </w:p>
     <w:p/>
@@ -1724,31 +1294,7 @@
     </w:p>
     <w:p>
       <w:r>
-        <w:t xml:space="preserve">    </w:t>
-      </w:r>
-      <w:proofErr w:type="spellStart"/>
-      <w:r>
-        <w:t>Console.WriteLine</w:t>
-      </w:r>
-      <w:proofErr w:type="spellEnd"/>
-      <w:r>
-        <w:t>($"{</w:t>
-      </w:r>
-      <w:proofErr w:type="spellStart"/>
-      <w:r>
-        <w:t>product.Name</w:t>
-      </w:r>
-      <w:proofErr w:type="spellEnd"/>
-      <w:r>
-        <w:t>} {</w:t>
-      </w:r>
-      <w:proofErr w:type="spellStart"/>
-      <w:r>
-        <w:t>product.Price</w:t>
-      </w:r>
-      <w:proofErr w:type="spellEnd"/>
-      <w:r>
-        <w:t>}");</w:t>
+        <w:t xml:space="preserve">    Console.WriteLine($"{product.Name} {product.Price}");</w:t>
       </w:r>
     </w:p>
     <w:p>
@@ -1763,22 +1309,13 @@
           <w:bCs/>
         </w:rPr>
       </w:pPr>
-      <w:proofErr w:type="spellStart"/>
       <w:r>
         <w:rPr>
           <w:b/>
           <w:bCs/>
         </w:rPr>
         <w:lastRenderedPageBreak/>
-        <w:t>OrderByDescending</w:t>
-      </w:r>
-      <w:proofErr w:type="spellEnd"/>
-      <w:r>
-        <w:rPr>
-          <w:b/>
-          <w:bCs/>
-        </w:rPr>
-        <w:t>()</w:t>
+        <w:t>OrderByDescending()</w:t>
       </w:r>
     </w:p>
     <w:p>
@@ -1788,15 +1325,7 @@
     </w:p>
     <w:p>
       <w:r>
-        <w:t xml:space="preserve">using </w:t>
-      </w:r>
-      <w:proofErr w:type="spellStart"/>
-      <w:r>
-        <w:t>System.Linq</w:t>
-      </w:r>
-      <w:proofErr w:type="spellEnd"/>
-      <w:r>
-        <w:t>;</w:t>
+        <w:t>using System.Linq;</w:t>
       </w:r>
     </w:p>
     <w:p>
@@ -1806,66 +1335,24 @@
     </w:p>
     <w:p/>
     <w:p>
-      <w:proofErr w:type="spellStart"/>
-      <w:r>
-        <w:t>AppDbContext</w:t>
-      </w:r>
-      <w:proofErr w:type="spellEnd"/>
-      <w:r>
-        <w:t xml:space="preserve"> context = new </w:t>
-      </w:r>
-      <w:proofErr w:type="spellStart"/>
-      <w:r>
-        <w:t>AppDbContext</w:t>
-      </w:r>
-      <w:proofErr w:type="spellEnd"/>
-      <w:r>
-        <w:t>();</w:t>
-      </w:r>
-    </w:p>
-    <w:p/>
-    <w:p>
-      <w:r>
-        <w:t xml:space="preserve">var products = </w:t>
-      </w:r>
-      <w:proofErr w:type="spellStart"/>
-      <w:r>
-        <w:t>context.Products</w:t>
-      </w:r>
-      <w:proofErr w:type="spellEnd"/>
-    </w:p>
-    <w:p>
-      <w:r>
-        <w:t xml:space="preserve">                      .</w:t>
-      </w:r>
-      <w:proofErr w:type="spellStart"/>
-      <w:r>
-        <w:t>OrderByDescending</w:t>
-      </w:r>
-      <w:proofErr w:type="spellEnd"/>
-      <w:r>
-        <w:t xml:space="preserve">(p =&gt; </w:t>
-      </w:r>
-      <w:proofErr w:type="spellStart"/>
-      <w:r>
-        <w:t>p.Price</w:t>
-      </w:r>
-      <w:proofErr w:type="spellEnd"/>
-      <w:r>
-        <w:t>)</w:t>
-      </w:r>
-    </w:p>
-    <w:p>
-      <w:r>
-        <w:t xml:space="preserve">                      .</w:t>
-      </w:r>
-      <w:proofErr w:type="spellStart"/>
-      <w:r>
-        <w:t>ToList</w:t>
-      </w:r>
-      <w:proofErr w:type="spellEnd"/>
-      <w:r>
-        <w:t>();</w:t>
+      <w:r>
+        <w:t>AppDbContext context = new AppDbContext();</w:t>
+      </w:r>
+    </w:p>
+    <w:p/>
+    <w:p>
+      <w:r>
+        <w:t>var products = context.Products</w:t>
+      </w:r>
+    </w:p>
+    <w:p>
+      <w:r>
+        <w:t xml:space="preserve">                      .OrderByDescending(p =&gt; p.Price)</w:t>
+      </w:r>
+    </w:p>
+    <w:p>
+      <w:r>
+        <w:t xml:space="preserve">                      .ToList();</w:t>
       </w:r>
     </w:p>
     <w:p/>
@@ -1881,31 +1368,7 @@
     </w:p>
     <w:p>
       <w:r>
-        <w:t xml:space="preserve">    </w:t>
-      </w:r>
-      <w:proofErr w:type="spellStart"/>
-      <w:r>
-        <w:t>Console.WriteLine</w:t>
-      </w:r>
-      <w:proofErr w:type="spellEnd"/>
-      <w:r>
-        <w:t>($"{</w:t>
-      </w:r>
-      <w:proofErr w:type="spellStart"/>
-      <w:r>
-        <w:t>product.Name</w:t>
-      </w:r>
-      <w:proofErr w:type="spellEnd"/>
-      <w:r>
-        <w:t>} {</w:t>
-      </w:r>
-      <w:proofErr w:type="spellStart"/>
-      <w:r>
-        <w:t>product.Price</w:t>
-      </w:r>
-      <w:proofErr w:type="spellEnd"/>
-      <w:r>
-        <w:t>}");</w:t>
+        <w:t xml:space="preserve">    Console.WriteLine($"{product.Name} {product.Price}");</w:t>
       </w:r>
     </w:p>
     <w:p>
@@ -1941,40 +1404,14 @@
     </w:p>
     <w:p/>
     <w:p>
-      <w:proofErr w:type="spellStart"/>
-      <w:r>
-        <w:t>AppDbContext</w:t>
-      </w:r>
-      <w:proofErr w:type="spellEnd"/>
-      <w:r>
-        <w:t xml:space="preserve"> context = new </w:t>
-      </w:r>
-      <w:proofErr w:type="spellStart"/>
-      <w:r>
-        <w:t>AppDbContext</w:t>
-      </w:r>
-      <w:proofErr w:type="spellEnd"/>
-      <w:r>
-        <w:t>();</w:t>
-      </w:r>
-    </w:p>
-    <w:p/>
-    <w:p>
-      <w:proofErr w:type="spellStart"/>
-      <w:r>
-        <w:t>Console.WriteLine</w:t>
-      </w:r>
-      <w:proofErr w:type="spellEnd"/>
-      <w:r>
-        <w:t xml:space="preserve">("Total Products = " + </w:t>
-      </w:r>
-      <w:proofErr w:type="spellStart"/>
-      <w:r>
-        <w:t>context.Products.Count</w:t>
-      </w:r>
-      <w:proofErr w:type="spellEnd"/>
-      <w:r>
-        <w:t>());</w:t>
+      <w:r>
+        <w:t>AppDbContext context = new AppDbContext();</w:t>
+      </w:r>
+    </w:p>
+    <w:p/>
+    <w:p>
+      <w:r>
+        <w:t>Console.WriteLine("Total Products = " + context.Products.Count());</w:t>
       </w:r>
     </w:p>
     <w:p>
@@ -1999,15 +1436,7 @@
     </w:p>
     <w:p>
       <w:r>
-        <w:t xml:space="preserve">using </w:t>
-      </w:r>
-      <w:proofErr w:type="spellStart"/>
-      <w:r>
-        <w:t>System.Linq</w:t>
-      </w:r>
-      <w:proofErr w:type="spellEnd"/>
-      <w:r>
-        <w:t>;</w:t>
+        <w:t>using System.Linq;</w:t>
       </w:r>
     </w:p>
     <w:p>
@@ -2017,49 +1446,15 @@
     </w:p>
     <w:p/>
     <w:p>
-      <w:proofErr w:type="spellStart"/>
       <w:r>
         <w:lastRenderedPageBreak/>
-        <w:t>AppDbContext</w:t>
-      </w:r>
-      <w:proofErr w:type="spellEnd"/>
-      <w:r>
-        <w:t xml:space="preserve"> context = new </w:t>
-      </w:r>
-      <w:proofErr w:type="spellStart"/>
-      <w:r>
-        <w:t>AppDbContext</w:t>
-      </w:r>
-      <w:proofErr w:type="spellEnd"/>
-      <w:r>
-        <w:t>();</w:t>
-      </w:r>
-    </w:p>
-    <w:p/>
-    <w:p>
-      <w:proofErr w:type="spellStart"/>
-      <w:r>
-        <w:t>Console.WriteLine</w:t>
-      </w:r>
-      <w:proofErr w:type="spellEnd"/>
-      <w:r>
-        <w:t xml:space="preserve">("Highest Price = " + </w:t>
-      </w:r>
-      <w:proofErr w:type="spellStart"/>
-      <w:r>
-        <w:t>context.Products.Max</w:t>
-      </w:r>
-      <w:proofErr w:type="spellEnd"/>
-      <w:r>
-        <w:t xml:space="preserve">(p =&gt; </w:t>
-      </w:r>
-      <w:proofErr w:type="spellStart"/>
-      <w:r>
-        <w:t>p.Price</w:t>
-      </w:r>
-      <w:proofErr w:type="spellEnd"/>
-      <w:r>
-        <w:t>));</w:t>
+        <w:t>AppDbContext context = new AppDbContext();</w:t>
+      </w:r>
+    </w:p>
+    <w:p/>
+    <w:p>
+      <w:r>
+        <w:t>Console.WriteLine("Highest Price = " + context.Products.Max(p =&gt; p.Price));</w:t>
       </w:r>
     </w:p>
     <w:p>
@@ -2084,15 +1479,7 @@
     </w:p>
     <w:p>
       <w:r>
-        <w:t xml:space="preserve">using </w:t>
-      </w:r>
-      <w:proofErr w:type="spellStart"/>
-      <w:r>
-        <w:t>System.Linq</w:t>
-      </w:r>
-      <w:proofErr w:type="spellEnd"/>
-      <w:r>
-        <w:t>;</w:t>
+        <w:t>using System.Linq;</w:t>
       </w:r>
     </w:p>
     <w:p>
@@ -2102,48 +1489,14 @@
     </w:p>
     <w:p/>
     <w:p>
-      <w:proofErr w:type="spellStart"/>
-      <w:r>
-        <w:t>AppDbContext</w:t>
-      </w:r>
-      <w:proofErr w:type="spellEnd"/>
-      <w:r>
-        <w:t xml:space="preserve"> context = new </w:t>
-      </w:r>
-      <w:proofErr w:type="spellStart"/>
-      <w:r>
-        <w:t>AppDbContext</w:t>
-      </w:r>
-      <w:proofErr w:type="spellEnd"/>
-      <w:r>
-        <w:t>();</w:t>
-      </w:r>
-    </w:p>
-    <w:p/>
-    <w:p>
-      <w:proofErr w:type="spellStart"/>
-      <w:r>
-        <w:t>Console.WriteLine</w:t>
-      </w:r>
-      <w:proofErr w:type="spellEnd"/>
-      <w:r>
-        <w:t xml:space="preserve">("Lowest Price = " + </w:t>
-      </w:r>
-      <w:proofErr w:type="spellStart"/>
-      <w:r>
-        <w:t>context.Products.Min</w:t>
-      </w:r>
-      <w:proofErr w:type="spellEnd"/>
-      <w:r>
-        <w:t xml:space="preserve">(p =&gt; </w:t>
-      </w:r>
-      <w:proofErr w:type="spellStart"/>
-      <w:r>
-        <w:t>p.Price</w:t>
-      </w:r>
-      <w:proofErr w:type="spellEnd"/>
-      <w:r>
-        <w:t>));</w:t>
+      <w:r>
+        <w:t>AppDbContext context = new AppDbContext();</w:t>
+      </w:r>
+    </w:p>
+    <w:p/>
+    <w:p>
+      <w:r>
+        <w:t>Console.WriteLine("Lowest Price = " + context.Products.Min(p =&gt; p.Price));</w:t>
       </w:r>
     </w:p>
     <w:p>
@@ -2168,15 +1521,7 @@
     </w:p>
     <w:p>
       <w:r>
-        <w:t xml:space="preserve">using </w:t>
-      </w:r>
-      <w:proofErr w:type="spellStart"/>
-      <w:r>
-        <w:t>System.Linq</w:t>
-      </w:r>
-      <w:proofErr w:type="spellEnd"/>
-      <w:r>
-        <w:t>;</w:t>
+        <w:t>using System.Linq;</w:t>
       </w:r>
     </w:p>
     <w:p>
@@ -2186,48 +1531,14 @@
     </w:p>
     <w:p/>
     <w:p>
-      <w:proofErr w:type="spellStart"/>
-      <w:r>
-        <w:t>AppDbContext</w:t>
-      </w:r>
-      <w:proofErr w:type="spellEnd"/>
-      <w:r>
-        <w:t xml:space="preserve"> context = new </w:t>
-      </w:r>
-      <w:proofErr w:type="spellStart"/>
-      <w:r>
-        <w:t>AppDbContext</w:t>
-      </w:r>
-      <w:proofErr w:type="spellEnd"/>
-      <w:r>
-        <w:t>();</w:t>
-      </w:r>
-    </w:p>
-    <w:p/>
-    <w:p>
-      <w:proofErr w:type="spellStart"/>
-      <w:r>
-        <w:t>Console.WriteLine</w:t>
-      </w:r>
-      <w:proofErr w:type="spellEnd"/>
-      <w:r>
-        <w:t xml:space="preserve">("Total Stock = " + </w:t>
-      </w:r>
-      <w:proofErr w:type="spellStart"/>
-      <w:r>
-        <w:t>context.Products.Sum</w:t>
-      </w:r>
-      <w:proofErr w:type="spellEnd"/>
-      <w:r>
-        <w:t xml:space="preserve">(p =&gt; </w:t>
-      </w:r>
-      <w:proofErr w:type="spellStart"/>
-      <w:r>
-        <w:t>p.Stock</w:t>
-      </w:r>
-      <w:proofErr w:type="spellEnd"/>
-      <w:r>
-        <w:t>));</w:t>
+      <w:r>
+        <w:t>AppDbContext context = new AppDbContext();</w:t>
+      </w:r>
+    </w:p>
+    <w:p/>
+    <w:p>
+      <w:r>
+        <w:t>Console.WriteLine("Total Stock = " + context.Products.Sum(p =&gt; p.Stock));</w:t>
       </w:r>
     </w:p>
     <w:p/>
@@ -2845,6 +2156,7 @@
   <w:style w:type="character" w:default="1" w:styleId="DefaultParagraphFont">
     <w:name w:val="Default Paragraph Font"/>
     <w:uiPriority w:val="1"/>
+    <w:semiHidden/>
     <w:unhideWhenUsed/>
   </w:style>
   <w:style w:type="table" w:default="1" w:styleId="TableNormal">
